--- a/演示案例&猴子也能看懂的简单说明书/必须看必须看必须看的简明说明书.docx
+++ b/演示案例&猴子也能看懂的简单说明书/必须看必须看必须看的简明说明书.docx
@@ -15,7 +15,7 @@
         <w:pStyle w:val="Subtitle"/>
       </w:pPr>
       <w:r>
-        <w:t>折光纹工具箱的上手说明</w:t>
+        <w:t>折光纹工具箱的上手说明（v0.2）</w:t>
       </w:r>
     </w:p>
     <w:p>
@@ -103,63 +103,31 @@
         </w:numPr>
       </w:pPr>
       <w:r>
-        <w:t xml:space="preserve">进到工具箱的 scripts 文件夹，选中 </w:t>
-      </w:r>
-      <w:proofErr w:type="spellStart"/>
-      <w:r>
-        <w:t>generate_refraction_gui.jsx</w:t>
-      </w:r>
-      <w:proofErr w:type="spellEnd"/>
-      <w:r>
-        <w:t>，点打开。</w:t>
-      </w:r>
-    </w:p>
-    <w:p>
-      <w:pPr>
-        <w:pStyle w:val="ListParagraph"/>
-        <w:numPr>
-          <w:ilvl w:val="0"/>
-          <w:numId w:val="1"/>
-        </w:numPr>
-      </w:pPr>
-      <w:r>
-        <w:t>scripts 文件夹不要拆散。</w:t>
-      </w:r>
-      <w:proofErr w:type="spellStart"/>
-      <w:r>
-        <w:t>generate_refraction_gui.jsx</w:t>
-      </w:r>
-      <w:proofErr w:type="spellEnd"/>
-      <w:r>
-        <w:t xml:space="preserve"> 和 </w:t>
-      </w:r>
-      <w:proofErr w:type="spellStart"/>
-      <w:r>
-        <w:t>refraction_core.jsx</w:t>
-      </w:r>
-      <w:proofErr w:type="spellEnd"/>
-      <w:r>
-        <w:t xml:space="preserve"> 必须待在同一个文件夹里。</w:t>
-      </w:r>
-    </w:p>
-    <w:p>
-      <w:pPr>
-        <w:pStyle w:val="ListParagraph"/>
-        <w:numPr>
-          <w:ilvl w:val="0"/>
-          <w:numId w:val="1"/>
-        </w:numPr>
-      </w:pPr>
-      <w:r>
-        <w:t xml:space="preserve">如果弹窗提示找不到 </w:t>
-      </w:r>
-      <w:proofErr w:type="spellStart"/>
-      <w:r>
-        <w:t>refraction_core.jsx</w:t>
-      </w:r>
-      <w:proofErr w:type="spellEnd"/>
-      <w:r>
-        <w:t>，就是这两个文件被分开了，放回一起再运行。</w:t>
+        <w:t>进到工具箱的 scripts 文件夹，选中 generate_refraction_gui.jsx，点打开。</w:t>
+      </w:r>
+    </w:p>
+    <w:p>
+      <w:pPr>
+        <w:pStyle w:val="ListParagraph"/>
+        <w:numPr>
+          <w:ilvl w:val="0"/>
+          <w:numId w:val="1"/>
+        </w:numPr>
+      </w:pPr>
+      <w:r>
+        <w:t>scripts 文件夹不要拆散。generate_refraction_gui.jsx 和 refraction_core.jsx 必须待在同一个文件夹里。</w:t>
+      </w:r>
+    </w:p>
+    <w:p>
+      <w:pPr>
+        <w:pStyle w:val="ListParagraph"/>
+        <w:numPr>
+          <w:ilvl w:val="0"/>
+          <w:numId w:val="1"/>
+        </w:numPr>
+      </w:pPr>
+      <w:r>
+        <w:t>如果弹窗提示找不到 refraction_core.jsx，就是这两个文件被分开了，放回一起再运行。</w:t>
       </w:r>
     </w:p>
     <w:p>
@@ -236,7 +204,7 @@
         </w:numPr>
       </w:pPr>
       <w:r>
-        <w:t>不确定用什么纹样，就点 建议当前层，脚本会根据图层名和形状给出一个建议。</w:t>
+        <w:t>不确定用什么纹样，就点 建议当前层，脚本会根据图层名、形状和画面内容给出一个建议。</w:t>
       </w:r>
     </w:p>
     <w:p>
@@ -260,6 +228,31 @@
         </w:numPr>
       </w:pPr>
       <w:r>
+        <w:lastRenderedPageBreak/>
+        <w:t>右边的 读取画面内容 建议保持勾选（默认就是开的）。勾上以后，点建议会先看一眼这一层的画面走向和形态，每层多花一两秒；关掉就只用图层名和形状来建议，速度更快。</w:t>
+      </w:r>
+    </w:p>
+    <w:p>
+      <w:pPr>
+        <w:pStyle w:val="ListParagraph"/>
+        <w:numPr>
+          <w:ilvl w:val="0"/>
+          <w:numId w:val="1"/>
+        </w:numPr>
+      </w:pPr>
+      <w:r>
+        <w:t>参数区右边的 纹样预览 会显示当前选中纹样的示意图；它只是示意，改线宽和间隙不会实时重画。</w:t>
+      </w:r>
+    </w:p>
+    <w:p>
+      <w:pPr>
+        <w:pStyle w:val="ListParagraph"/>
+        <w:numPr>
+          <w:ilvl w:val="0"/>
+          <w:numId w:val="1"/>
+        </w:numPr>
+      </w:pPr>
+      <w:r>
         <w:t>改完参数点 应用到当前层，改动会记在这一层上。直接点到别的行，改动也会自动带上。</w:t>
       </w:r>
     </w:p>
@@ -272,183 +265,175 @@
         </w:numPr>
       </w:pPr>
       <w:r>
+        <w:t>避免重复生成 建议一直保持勾选，这样同一片区域只会出现一种纹样，不会叠成死黑。</w:t>
+      </w:r>
+    </w:p>
+    <w:p>
+      <w:pPr>
+        <w:pStyle w:val="ListParagraph"/>
+        <w:numPr>
+          <w:ilvl w:val="0"/>
+          <w:numId w:val="1"/>
+        </w:numPr>
+      </w:pPr>
+      <w:r>
+        <w:t>全部启用 和 全部禁用 可以快速开关所有层。</w:t>
+      </w:r>
+    </w:p>
+    <w:p>
+      <w:pPr>
+        <w:pStyle w:val="ListParagraph"/>
+        <w:numPr>
+          <w:ilvl w:val="0"/>
+          <w:numId w:val="1"/>
+        </w:numPr>
+      </w:pPr>
+      <w:r>
+        <w:t>确认完点 生成，再选一个保存目录，脚本就开始跑了。</w:t>
+      </w:r>
+    </w:p>
+    <w:p>
+      <w:pPr>
+        <w:pStyle w:val="Heading1"/>
+      </w:pPr>
+      <w:r>
+        <w:t>四、哪些参数可以放心改</w:t>
+      </w:r>
+    </w:p>
+    <w:p>
+      <w:pPr>
+        <w:pStyle w:val="ListParagraph"/>
+        <w:numPr>
+          <w:ilvl w:val="0"/>
+          <w:numId w:val="1"/>
+        </w:numPr>
+      </w:pPr>
+      <w:r>
+        <w:t>线宽mm：线条的粗细，默认 0.15，常用范围 0.10 到 0.20。这是最值得调的一项。</w:t>
+      </w:r>
+    </w:p>
+    <w:p>
+      <w:pPr>
+        <w:pStyle w:val="ListParagraph"/>
+        <w:numPr>
+          <w:ilvl w:val="0"/>
+          <w:numId w:val="1"/>
+        </w:numPr>
+      </w:pPr>
+      <w:r>
+        <w:t>密隙、中隙、疏隙：线条之间空白的宽度，默认 0.12、0.15、0.20。想让纹样更密就调小，想更透气就调大。</w:t>
+      </w:r>
+    </w:p>
+    <w:p>
+      <w:pPr>
+        <w:pStyle w:val="ListParagraph"/>
+        <w:numPr>
+          <w:ilvl w:val="0"/>
+          <w:numId w:val="1"/>
+        </w:numPr>
+      </w:pPr>
+      <w:r>
+        <w:t>方向°：线条的走向，0 是横线，90 是竖线。细长的东西调方向效果很明显。</w:t>
+      </w:r>
+    </w:p>
+    <w:p>
+      <w:pPr>
+        <w:pStyle w:val="ListParagraph"/>
+        <w:numPr>
+          <w:ilvl w:val="0"/>
+          <w:numId w:val="1"/>
+        </w:numPr>
+      </w:pPr>
+      <w:r>
+        <w:t>纹样：下拉框里选，显示的是中文名。拿不准就用建议的。想让线条顺着画面本身的走向走（发丝、衣褶、水波、笔触），可以选 随形流场。</w:t>
+      </w:r>
+    </w:p>
+    <w:p>
+      <w:pPr>
+        <w:pStyle w:val="ListParagraph"/>
+        <w:numPr>
+          <w:ilvl w:val="0"/>
+          <w:numId w:val="1"/>
+        </w:numPr>
+      </w:pPr>
+      <w:r>
+        <w:t>线宽/间隙应用到全部：把当前层的线宽和三档间隙套给所有已启用的层，适合统一整张图的风格。</w:t>
+      </w:r>
+    </w:p>
+    <w:p>
+      <w:pPr>
+        <w:pStyle w:val="ListParagraph"/>
+        <w:numPr>
+          <w:ilvl w:val="0"/>
+          <w:numId w:val="1"/>
+        </w:numPr>
+      </w:pPr>
+      <w:r>
+        <w:t>改完要保证 密隙 不大于 中隙，中隙 不大于 疏隙，不然脚本会报错。</w:t>
+      </w:r>
+    </w:p>
+    <w:p>
+      <w:pPr>
+        <w:pStyle w:val="Heading1"/>
+      </w:pPr>
+      <w:r>
+        <w:t>五、不熟悉就别自己填的参数</w:t>
+      </w:r>
+    </w:p>
+    <w:p>
+      <w:pPr>
+        <w:pStyle w:val="ListParagraph"/>
+        <w:numPr>
+          <w:ilvl w:val="0"/>
+          <w:numId w:val="1"/>
+        </w:numPr>
+      </w:pPr>
+      <w:r>
+        <w:t>振幅mm、波长mm、线长mm：只对部分纹样有意义，乱填会让纹样变形或者变稀。</w:t>
+      </w:r>
+    </w:p>
+    <w:p>
+      <w:pPr>
+        <w:pStyle w:val="ListParagraph"/>
+        <w:numPr>
+          <w:ilvl w:val="0"/>
+          <w:numId w:val="1"/>
+        </w:numPr>
+      </w:pPr>
+      <w:r>
+        <w:t>容差px：控制轮廓取样精度，默认 1.0 就够用，调大只是更快更粗糙。</w:t>
+      </w:r>
+    </w:p>
+    <w:p>
+      <w:pPr>
+        <w:pStyle w:val="ListParagraph"/>
+        <w:numPr>
+          <w:ilvl w:val="0"/>
+          <w:numId w:val="1"/>
+        </w:numPr>
+      </w:pPr>
+      <w:r>
+        <w:t>中心X、中心Y、内径mm：给放射、同心这类从中心散开的纹样用，普通图层用不到。</w:t>
+      </w:r>
+    </w:p>
+    <w:p>
+      <w:pPr>
+        <w:pStyle w:val="ListParagraph"/>
+        <w:numPr>
+          <w:ilvl w:val="0"/>
+          <w:numId w:val="1"/>
+        </w:numPr>
+      </w:pPr>
+      <w:r>
+        <w:t>高级参数：给熟悉脚本的人准备的隐藏参数，留空就行。</w:t>
+      </w:r>
+    </w:p>
+    <w:p>
+      <w:pPr>
+        <w:pStyle w:val="Heading1"/>
+      </w:pPr>
+      <w:r>
         <w:lastRenderedPageBreak/>
-        <w:t>避免重复生成 建议一直保持勾选，这样同一片区域只会出现一种纹样，不会叠成死黑。</w:t>
-      </w:r>
-    </w:p>
-    <w:p>
-      <w:pPr>
-        <w:pStyle w:val="ListParagraph"/>
-        <w:numPr>
-          <w:ilvl w:val="0"/>
-          <w:numId w:val="1"/>
-        </w:numPr>
-      </w:pPr>
-      <w:r>
-        <w:t>全部启用 和 全部禁用 可以快速开关所有层。</w:t>
-      </w:r>
-    </w:p>
-    <w:p>
-      <w:pPr>
-        <w:pStyle w:val="ListParagraph"/>
-        <w:numPr>
-          <w:ilvl w:val="0"/>
-          <w:numId w:val="1"/>
-        </w:numPr>
-      </w:pPr>
-      <w:r>
-        <w:t>确认完点 生成，再选一个保存目录，脚本就开始跑了。</w:t>
-      </w:r>
-    </w:p>
-    <w:p>
-      <w:pPr>
-        <w:pStyle w:val="Heading1"/>
-      </w:pPr>
-      <w:r>
-        <w:t>四、哪些参数可以放心改</w:t>
-      </w:r>
-    </w:p>
-    <w:p>
-      <w:pPr>
-        <w:pStyle w:val="ListParagraph"/>
-        <w:numPr>
-          <w:ilvl w:val="0"/>
-          <w:numId w:val="1"/>
-        </w:numPr>
-      </w:pPr>
-      <w:r>
-        <w:t>线宽mm：线条的粗细，默认 0.15，常用范围 0.10 到 0.20。这是最值得调的一项。</w:t>
-      </w:r>
-    </w:p>
-    <w:p>
-      <w:pPr>
-        <w:pStyle w:val="ListParagraph"/>
-        <w:numPr>
-          <w:ilvl w:val="0"/>
-          <w:numId w:val="1"/>
-        </w:numPr>
-      </w:pPr>
-      <w:r>
-        <w:t>密隙、中隙、疏隙：线条之间空白的宽度，默认 0.12、0.15、0.20。想让纹样更密就调小，想更透气就调大。</w:t>
-      </w:r>
-    </w:p>
-    <w:p>
-      <w:pPr>
-        <w:pStyle w:val="ListParagraph"/>
-        <w:numPr>
-          <w:ilvl w:val="0"/>
-          <w:numId w:val="1"/>
-        </w:numPr>
-      </w:pPr>
-      <w:r>
-        <w:t>方向°：线条的走向，0 是横线，90 是竖线。细长的东西调方向效果很明显。</w:t>
-      </w:r>
-    </w:p>
-    <w:p>
-      <w:pPr>
-        <w:pStyle w:val="ListParagraph"/>
-        <w:numPr>
-          <w:ilvl w:val="0"/>
-          <w:numId w:val="1"/>
-        </w:numPr>
-      </w:pPr>
-      <w:r>
-        <w:t>纹样：下拉框里选，显示的是中文名。拿不准就用建议的。</w:t>
-      </w:r>
-    </w:p>
-    <w:p>
-      <w:pPr>
-        <w:pStyle w:val="ListParagraph"/>
-        <w:numPr>
-          <w:ilvl w:val="0"/>
-          <w:numId w:val="1"/>
-        </w:numPr>
-      </w:pPr>
-      <w:r>
-        <w:t>线宽/间隙应用到全部：把当前层的线宽和三档间隙套给所有已启用的层，适合统一整张图的风格。</w:t>
-      </w:r>
-    </w:p>
-    <w:p>
-      <w:pPr>
-        <w:pStyle w:val="ListParagraph"/>
-        <w:numPr>
-          <w:ilvl w:val="0"/>
-          <w:numId w:val="1"/>
-        </w:numPr>
-      </w:pPr>
-      <w:r>
-        <w:t>改完要保证 密隙 不大于 中隙，中隙 不大于 疏隙，不然脚本会报错。</w:t>
-      </w:r>
-    </w:p>
-    <w:p>
-      <w:pPr>
-        <w:pStyle w:val="Heading1"/>
-      </w:pPr>
-      <w:r>
-        <w:t>五、不熟悉就别自己填的参数</w:t>
-      </w:r>
-    </w:p>
-    <w:p>
-      <w:pPr>
-        <w:pStyle w:val="ListParagraph"/>
-        <w:numPr>
-          <w:ilvl w:val="0"/>
-          <w:numId w:val="1"/>
-        </w:numPr>
-      </w:pPr>
-      <w:r>
-        <w:t>振幅mm、波长mm、线长mm：只对部分纹样有意义，乱填会让纹样变形或者变稀。</w:t>
-      </w:r>
-    </w:p>
-    <w:p>
-      <w:pPr>
-        <w:pStyle w:val="ListParagraph"/>
-        <w:numPr>
-          <w:ilvl w:val="0"/>
-          <w:numId w:val="1"/>
-        </w:numPr>
-      </w:pPr>
-      <w:r>
-        <w:t>容差</w:t>
-      </w:r>
-      <w:proofErr w:type="spellStart"/>
-      <w:r>
-        <w:t>px</w:t>
-      </w:r>
-      <w:proofErr w:type="spellEnd"/>
-      <w:r>
-        <w:t>：控制轮廓取样精度，默认 1.0 就够用，调大只是更快更粗糙。</w:t>
-      </w:r>
-    </w:p>
-    <w:p>
-      <w:pPr>
-        <w:pStyle w:val="ListParagraph"/>
-        <w:numPr>
-          <w:ilvl w:val="0"/>
-          <w:numId w:val="1"/>
-        </w:numPr>
-      </w:pPr>
-      <w:r>
-        <w:t>中心X、中心Y、内径mm：给放射、同心这类从中心散开的纹样用，普通图层用不到。</w:t>
-      </w:r>
-    </w:p>
-    <w:p>
-      <w:pPr>
-        <w:pStyle w:val="ListParagraph"/>
-        <w:numPr>
-          <w:ilvl w:val="0"/>
-          <w:numId w:val="1"/>
-        </w:numPr>
-      </w:pPr>
-      <w:r>
-        <w:t>高级参数：给熟悉脚本的人准备的隐藏参数，留空就行。</w:t>
-      </w:r>
-    </w:p>
-    <w:p>
-      <w:pPr>
-        <w:pStyle w:val="Heading1"/>
-      </w:pPr>
-      <w:r>
         <w:t>六、源 PSD 怎么准备</w:t>
       </w:r>
     </w:p>
@@ -506,44 +491,192 @@
         </w:numPr>
       </w:pPr>
       <w:r>
+        <w:t>标了 不折光 的图层请保持可见、保持勾选。脚本会照常生成，生成后自动把这一组隐藏起来，这块区域在成品里就没有折光纹。</w:t>
+      </w:r>
+    </w:p>
+    <w:p>
+      <w:pPr>
+        <w:pStyle w:val="ListParagraph"/>
+        <w:numPr>
+          <w:ilvl w:val="0"/>
+          <w:numId w:val="1"/>
+        </w:numPr>
+      </w:pPr>
+      <w:r>
+        <w:t>源文件里本来就隐藏的图层默认不生成。想让隐藏层也生成，可以在列表里手动勾选。</w:t>
+      </w:r>
+    </w:p>
+    <w:p>
+      <w:pPr>
+        <w:pStyle w:val="ListParagraph"/>
+        <w:numPr>
+          <w:ilvl w:val="0"/>
+          <w:numId w:val="1"/>
+        </w:numPr>
+      </w:pPr>
+      <w:r>
+        <w:t>图层名里尽量不要带斜杠。比如 Photoshop 自动命名的 色相/饱和度/明度，脚本会找不到它，日志里记成 MISSING。这类调整层本来也不需要纹样，可以不管。</w:t>
+      </w:r>
+    </w:p>
+    <w:p>
+      <w:pPr>
+        <w:pStyle w:val="ListParagraph"/>
+        <w:numPr>
+          <w:ilvl w:val="0"/>
+          <w:numId w:val="1"/>
+        </w:numPr>
+      </w:pPr>
+      <w:r>
+        <w:t>源文件用 RGB 和 8 位最稳妥。生成的母版固定是 RGB 和 8 位。</w:t>
+      </w:r>
+    </w:p>
+    <w:p>
+      <w:pPr>
+        <w:pStyle w:val="Heading1"/>
+      </w:pPr>
+      <w:r>
+        <w:t>七、运行的时候要注意</w:t>
+      </w:r>
+    </w:p>
+    <w:p>
+      <w:pPr>
+        <w:pStyle w:val="ListParagraph"/>
+        <w:numPr>
+          <w:ilvl w:val="0"/>
+          <w:numId w:val="1"/>
+        </w:numPr>
+      </w:pPr>
+      <w:r>
+        <w:t>点完 生成 之后就不要碰 Photoshop 了，也别切窗口、别点画布。</w:t>
+      </w:r>
+    </w:p>
+    <w:p>
+      <w:pPr>
+        <w:pStyle w:val="ListParagraph"/>
+        <w:numPr>
+          <w:ilvl w:val="0"/>
+          <w:numId w:val="1"/>
+        </w:numPr>
+      </w:pPr>
+      <w:r>
+        <w:t>不要按 Esc，不要关闭任何文档，不要把 Photoshop 最小化。</w:t>
+      </w:r>
+    </w:p>
+    <w:p>
+      <w:pPr>
+        <w:pStyle w:val="ListParagraph"/>
+        <w:numPr>
+          <w:ilvl w:val="0"/>
+          <w:numId w:val="1"/>
+        </w:numPr>
+      </w:pPr>
+      <w:r>
+        <w:t>大文件要跑几分钟到几十分钟。想看进度，可以用记事本打开保存目录里的 zg_progress.txt，但不要动 Photoshop。</w:t>
+      </w:r>
+    </w:p>
+    <w:p>
+      <w:pPr>
+        <w:pStyle w:val="ListParagraph"/>
+        <w:numPr>
+          <w:ilvl w:val="0"/>
+          <w:numId w:val="1"/>
+        </w:numPr>
+      </w:pPr>
+      <w:r>
+        <w:t>跑之前把其他吃内存的软件关掉，浏览器标签页也关一些，内存越宽松越不容易崩。</w:t>
+      </w:r>
+    </w:p>
+    <w:p>
+      <w:pPr>
+        <w:pStyle w:val="ListParagraph"/>
+        <w:numPr>
+          <w:ilvl w:val="0"/>
+          <w:numId w:val="1"/>
+        </w:numPr>
+      </w:pPr>
+      <w:r>
+        <w:t>关掉系统的睡眠和屏保，避免跑到一半电脑休眠。</w:t>
+      </w:r>
+    </w:p>
+    <w:p>
+      <w:pPr>
+        <w:pStyle w:val="ListParagraph"/>
+        <w:numPr>
+          <w:ilvl w:val="0"/>
+          <w:numId w:val="1"/>
+        </w:numPr>
+      </w:pPr>
+      <w:r>
+        <w:t>如果 Photoshop 提示 没有足够空间停放新文档，先重启 Photoshop，或者在 编辑 菜单里打开 首选项，进 界面，把 以选项卡方式打开文档 关掉再跑。</w:t>
+      </w:r>
+    </w:p>
+    <w:p>
+      <w:pPr>
+        <w:pStyle w:val="Heading1"/>
+      </w:pPr>
+      <w:r>
+        <w:t>八、怎么算成功</w:t>
+      </w:r>
+    </w:p>
+    <w:p>
+      <w:pPr>
+        <w:pStyle w:val="ListParagraph"/>
+        <w:numPr>
+          <w:ilvl w:val="0"/>
+          <w:numId w:val="1"/>
+        </w:numPr>
+      </w:pPr>
+      <w:r>
+        <w:t>跑完会再弹一次脚本提示，写着 折光纹母版已生成，还会给出组数和一个 PSD 路径。看到这个提示就是成功了。</w:t>
+      </w:r>
+    </w:p>
+    <w:p>
+      <w:pPr>
+        <w:pStyle w:val="ListParagraph"/>
+        <w:numPr>
+          <w:ilvl w:val="0"/>
+          <w:numId w:val="1"/>
+        </w:numPr>
+      </w:pPr>
+      <w:r>
         <w:lastRenderedPageBreak/>
-        <w:t>标了 不折光 的图层请保持可见、保持勾选。脚本会照常生成，生成后自动把这一组隐藏起来，这块区域在成品里就没有折光纹。</w:t>
-      </w:r>
-    </w:p>
-    <w:p>
-      <w:pPr>
-        <w:pStyle w:val="ListParagraph"/>
-        <w:numPr>
-          <w:ilvl w:val="0"/>
-          <w:numId w:val="1"/>
-        </w:numPr>
-      </w:pPr>
-      <w:r>
-        <w:t>源文件里本来就隐藏的图层默认不生成。想让隐藏层也生成，可以在列表里手动勾选。</w:t>
-      </w:r>
-    </w:p>
-    <w:p>
-      <w:pPr>
-        <w:pStyle w:val="ListParagraph"/>
-        <w:numPr>
-          <w:ilvl w:val="0"/>
-          <w:numId w:val="1"/>
-        </w:numPr>
-      </w:pPr>
-      <w:r>
-        <w:t>图层名里尽量不要带斜杠。比如 Photoshop 自动命名的 色相/饱和度/明度，脚本会找不到它，日志里记成 MISSING。这类调整层本来也不需要纹样，可以不管。</w:t>
-      </w:r>
-    </w:p>
-    <w:p>
-      <w:pPr>
-        <w:pStyle w:val="ListParagraph"/>
-        <w:numPr>
-          <w:ilvl w:val="0"/>
-          <w:numId w:val="1"/>
-        </w:numPr>
-      </w:pPr>
-      <w:r>
-        <w:t>源文件用 RGB 和 8 位最稳妥。生成的母版固定是 RGB 和 8 位。</w:t>
+        <w:t>保存目录里会出现三样东西：ZG_master 开头的母版 PSD、master_report 开头的报告、zg_progress 日志。</w:t>
+      </w:r>
+    </w:p>
+    <w:p>
+      <w:pPr>
+        <w:pStyle w:val="ListParagraph"/>
+        <w:numPr>
+          <w:ilvl w:val="0"/>
+          <w:numId w:val="1"/>
+        </w:numPr>
+      </w:pPr>
+      <w:r>
+        <w:t>母版会自动在 Photoshop 里打开，里面一组组黑色线条对应一个个图层，可以放大检查。</w:t>
+      </w:r>
+    </w:p>
+    <w:p>
+      <w:pPr>
+        <w:pStyle w:val="ListParagraph"/>
+        <w:numPr>
+          <w:ilvl w:val="0"/>
+          <w:numId w:val="1"/>
+        </w:numPr>
+      </w:pPr>
+      <w:r>
+        <w:t>提示里如果写着有几层失败，其他层仍然正常输出，报告里会说明失败原因。</w:t>
+      </w:r>
+    </w:p>
+    <w:p>
+      <w:pPr>
+        <w:pStyle w:val="ListParagraph"/>
+        <w:numPr>
+          <w:ilvl w:val="0"/>
+          <w:numId w:val="1"/>
+        </w:numPr>
+      </w:pPr>
+      <w:r>
+        <w:t>拿不准效果，可以对照 演示案例&amp;猴子也能看懂的简单说明书 文件夹里的原图和成品图。</w:t>
       </w:r>
     </w:p>
     <w:p>
@@ -551,179 +684,6 @@
         <w:pStyle w:val="Heading1"/>
       </w:pPr>
       <w:r>
-        <w:t>七、运行的时候要注意</w:t>
-      </w:r>
-    </w:p>
-    <w:p>
-      <w:pPr>
-        <w:pStyle w:val="ListParagraph"/>
-        <w:numPr>
-          <w:ilvl w:val="0"/>
-          <w:numId w:val="1"/>
-        </w:numPr>
-      </w:pPr>
-      <w:r>
-        <w:t>点完 生成 之后就不要碰 Photoshop 了，也别切窗口、别点画布。</w:t>
-      </w:r>
-    </w:p>
-    <w:p>
-      <w:pPr>
-        <w:pStyle w:val="ListParagraph"/>
-        <w:numPr>
-          <w:ilvl w:val="0"/>
-          <w:numId w:val="1"/>
-        </w:numPr>
-      </w:pPr>
-      <w:r>
-        <w:t>不要按 Esc，不要关闭任何文档，不要把 Photoshop 最小化。</w:t>
-      </w:r>
-    </w:p>
-    <w:p>
-      <w:pPr>
-        <w:pStyle w:val="ListParagraph"/>
-        <w:numPr>
-          <w:ilvl w:val="0"/>
-          <w:numId w:val="1"/>
-        </w:numPr>
-      </w:pPr>
-      <w:r>
-        <w:t>大文件要跑几分钟到几十分钟。想看进度，可以用记事本打开保存目录里的 zg_progress.txt，但不要动 Photoshop。</w:t>
-      </w:r>
-    </w:p>
-    <w:p>
-      <w:pPr>
-        <w:pStyle w:val="ListParagraph"/>
-        <w:numPr>
-          <w:ilvl w:val="0"/>
-          <w:numId w:val="1"/>
-        </w:numPr>
-      </w:pPr>
-      <w:r>
-        <w:t>跑之前把其他吃内存的软件关掉，浏览器标签页也关一些，内存越宽松越不容易崩。</w:t>
-      </w:r>
-    </w:p>
-    <w:p>
-      <w:pPr>
-        <w:pStyle w:val="ListParagraph"/>
-        <w:numPr>
-          <w:ilvl w:val="0"/>
-          <w:numId w:val="1"/>
-        </w:numPr>
-      </w:pPr>
-      <w:r>
-        <w:t>关掉系统的睡眠和屏保，避免跑到一半电脑休眠。</w:t>
-      </w:r>
-    </w:p>
-    <w:p>
-      <w:pPr>
-        <w:pStyle w:val="ListParagraph"/>
-        <w:numPr>
-          <w:ilvl w:val="0"/>
-          <w:numId w:val="1"/>
-        </w:numPr>
-      </w:pPr>
-      <w:r>
-        <w:t>如果 Photoshop 提示 没有足够空间停放新文档，先重启 Photoshop，或者在 编辑 菜单里打开 首选项，进 界面，把 以选项卡方式打开文档 关掉再跑。</w:t>
-      </w:r>
-    </w:p>
-    <w:p>
-      <w:pPr>
-        <w:pStyle w:val="Heading1"/>
-      </w:pPr>
-      <w:r>
-        <w:t>八、怎么算成功</w:t>
-      </w:r>
-    </w:p>
-    <w:p>
-      <w:pPr>
-        <w:pStyle w:val="ListParagraph"/>
-        <w:numPr>
-          <w:ilvl w:val="0"/>
-          <w:numId w:val="1"/>
-        </w:numPr>
-      </w:pPr>
-      <w:r>
-        <w:t>跑完会再弹一次脚本提示，写着 折光纹母版已生成，还会给出组数和一个 PSD 路径。看到这个提示就是成功了。</w:t>
-      </w:r>
-    </w:p>
-    <w:p>
-      <w:pPr>
-        <w:pStyle w:val="ListParagraph"/>
-        <w:numPr>
-          <w:ilvl w:val="0"/>
-          <w:numId w:val="1"/>
-        </w:numPr>
-      </w:pPr>
-      <w:r>
-        <w:t>保存目录里会出现三样东西：</w:t>
-      </w:r>
-      <w:proofErr w:type="spellStart"/>
-      <w:r>
-        <w:t>ZG_master</w:t>
-      </w:r>
-      <w:proofErr w:type="spellEnd"/>
-      <w:r>
-        <w:t xml:space="preserve"> 开头的母版 PSD、</w:t>
-      </w:r>
-      <w:proofErr w:type="spellStart"/>
-      <w:r>
-        <w:t>master_report</w:t>
-      </w:r>
-      <w:proofErr w:type="spellEnd"/>
-      <w:r>
-        <w:t xml:space="preserve"> 开头的报告、</w:t>
-      </w:r>
-      <w:proofErr w:type="spellStart"/>
-      <w:r>
-        <w:t>zg_progress</w:t>
-      </w:r>
-      <w:proofErr w:type="spellEnd"/>
-      <w:r>
-        <w:t xml:space="preserve"> 日志。</w:t>
-      </w:r>
-    </w:p>
-    <w:p>
-      <w:pPr>
-        <w:pStyle w:val="ListParagraph"/>
-        <w:numPr>
-          <w:ilvl w:val="0"/>
-          <w:numId w:val="1"/>
-        </w:numPr>
-      </w:pPr>
-      <w:r>
-        <w:t>母版会自动在 Photoshop 里打开，里面一组组黑色线条对应一个个图层，可以放大检查。</w:t>
-      </w:r>
-    </w:p>
-    <w:p>
-      <w:pPr>
-        <w:pStyle w:val="ListParagraph"/>
-        <w:numPr>
-          <w:ilvl w:val="0"/>
-          <w:numId w:val="1"/>
-        </w:numPr>
-      </w:pPr>
-      <w:r>
-        <w:t>提示里如果写着有几层失败，其他层仍然正常输出，报告里会说明失败原因。</w:t>
-      </w:r>
-    </w:p>
-    <w:p>
-      <w:pPr>
-        <w:pStyle w:val="ListParagraph"/>
-        <w:numPr>
-          <w:ilvl w:val="0"/>
-          <w:numId w:val="1"/>
-        </w:numPr>
-      </w:pPr>
-      <w:r>
-        <w:t>拿不准效果，可以对照 演示案例&amp;猴子也能看懂的简单说明书 文件夹里的原图和成品图。</w:t>
-      </w:r>
-    </w:p>
-    <w:p>
-      <w:pPr>
-        <w:pStyle w:val="Heading1"/>
-      </w:pPr>
-      <w:r>
-        <w:lastRenderedPageBreak/>
         <w:t>九、出错了怎么办</w:t>
       </w:r>
     </w:p>
@@ -825,7 +785,7 @@
         </w:numPr>
       </w:pPr>
       <w:r>
-        <w:t>范例2-图层（1）.PNG、范例2-图层（2）.PNG、范例2-图层（3）（完）.PNG 是图层命名示例，照着这种分层思路整理自己的文件就行。</w:t>
+        <w:t>范例2-图层（1）.PNG、范例2-图层（2）.PNG、范例2-图层（3）（完）.PNG 是图层命名示例，照着这种分层思路整理自己的文件就行。折光纹-beta0.2更新版-A.PNG、折光纹-beta0.2更新版-B.PNG（及 -B-人物图层显示.PNG）是 0.2 版的成稿示例。</w:t>
       </w:r>
     </w:p>
     <w:p>
@@ -833,18 +793,79 @@
         <w:pStyle w:val="Heading1"/>
       </w:pPr>
       <w:r>
+        <w:t>十一、0.2 版更新了什么</w:t>
+      </w:r>
+    </w:p>
+    <w:p>
+      <w:pPr>
+        <w:pStyle w:val="ListParagraph"/>
+        <w:numPr>
+          <w:ilvl w:val="0"/>
+          <w:numId w:val="1"/>
+        </w:numPr>
+      </w:pPr>
+      <w:r>
+        <w:t>新增纹样 随形流场：线条会顺着画面本身的走向和弯折走，适合发丝、衣褶、水波、笔触这类方向明显的内容；不用额外填参数。</w:t>
+      </w:r>
+    </w:p>
+    <w:p>
+      <w:pPr>
+        <w:pStyle w:val="ListParagraph"/>
+        <w:numPr>
+          <w:ilvl w:val="0"/>
+          <w:numId w:val="1"/>
+        </w:numPr>
+      </w:pPr>
+      <w:r>
+        <w:t>建议更聪明：会在几种候选纹样里轮换（每种都有机会被用上），相邻的区块尽量不用同一种；勾上 读取画面内容 后会先分析画面再建议</w:t>
+      </w:r>
+      <w:r>
+        <w:rPr>
+          <w:rFonts w:hint="eastAsia"/>
+        </w:rPr>
+        <w:t>（建议步骤会多花几十秒到几分钟不等）</w:t>
+      </w:r>
+      <w:r>
+        <w:t>。</w:t>
+      </w:r>
+    </w:p>
+    <w:p>
+      <w:pPr>
+        <w:pStyle w:val="ListParagraph"/>
+        <w:numPr>
+          <w:ilvl w:val="0"/>
+          <w:numId w:val="1"/>
+        </w:numPr>
+      </w:pPr>
+      <w:r>
+        <w:t>右边新增 纹样预览 小窗口。</w:t>
+      </w:r>
+    </w:p>
+    <w:p>
+      <w:pPr>
+        <w:pStyle w:val="ListParagraph"/>
+        <w:numPr>
+          <w:ilvl w:val="0"/>
+          <w:numId w:val="1"/>
+        </w:numPr>
+      </w:pPr>
+      <w:r>
+        <w:lastRenderedPageBreak/>
+        <w:t>修了两个大问题：大面积高分辨率的图层以前可能卡住十几分钟，现在不会了；向下剪贴的图层（剪贴蒙版）以前会被漏掉，现在能正常生成。</w:t>
+      </w:r>
+    </w:p>
+    <w:p>
+      <w:pPr>
+        <w:pStyle w:val="Heading1"/>
+      </w:pPr>
+      <w:r>
         <w:t>联系作者</w:t>
       </w:r>
     </w:p>
     <w:p>
       <w:r>
-        <w:t>作者：</w:t>
-      </w:r>
-      <w:proofErr w:type="spellStart"/>
-      <w:r>
-        <w:t>gilsophia</w:t>
-      </w:r>
-      <w:proofErr w:type="spellEnd"/>
+        <w:t>作者：gilsophia</w:t>
+      </w:r>
     </w:p>
     <w:p>
       <w:r>

--- a/演示案例&猴子也能看懂的简单说明书/必须看必须看必须看的简明说明书.docx
+++ b/演示案例&猴子也能看懂的简单说明书/必须看必须看必须看的简明说明书.docx
@@ -15,7 +15,7 @@
         <w:pStyle w:val="Subtitle"/>
       </w:pPr>
       <w:r>
-        <w:t>折光纹工具箱的上手说明（v0.2）</w:t>
+        <w:t>折光纹工具箱的上手说明（beta0.2b）</w:t>
       </w:r>
     </w:p>
     <w:p>
@@ -793,7 +793,7 @@
         <w:pStyle w:val="Heading1"/>
       </w:pPr>
       <w:r>
-        <w:t>十一、0.2 版更新了什么</w:t>
+        <w:t>十一、0.2 / 0.2b 更新了什么</w:t>
       </w:r>
     </w:p>
     <w:p>
@@ -852,6 +852,18 @@
       <w:r>
         <w:lastRenderedPageBreak/>
         <w:t>修了两个大问题：大面积高分辨率的图层以前可能卡住十几分钟，现在不会了；向下剪贴的图层（剪贴蒙版）以前会被漏掉，现在能正常生成。</w:t>
+      </w:r>
+    </w:p>
+    <w:p>
+      <w:pPr>
+        <w:pStyle w:val="ListParagraph"/>
+        <w:numPr>
+          <w:ilvl w:val="0"/>
+          <w:numId w:val="1"/>
+        </w:numPr>
+      </w:pPr>
+      <w:r>
+        <w:t>0.2b 小更新：大文件生成更快（大层裁剪与生成提速，实测同一份 5 层文件从 9 分钟降到 6 分钟）；随形流场加密，观感更接近顺势流线。</w:t>
       </w:r>
     </w:p>
     <w:p>
